--- a/guj/docx/013.content.docx
+++ b/guj/docx/013.content.docx
@@ -406,138 +406,102 @@
           <w:lang w:val="gu_IN" w:bidi="gu_IN"/>
         </w:rPr>
       </w:r>
-      <w:hyperlink r:id="rId13">
-        <w:r>
-          <w:rPr>
-            <w:lang w:val="gu_IN" w:bidi="gu_IN"/>
-          </w:rPr>
-          <w:rPr>
-            <w:color w:val="0000EE"/>
-            <w:u w:val="single"/>
-          </w:rPr>
-          <w:t>પ્રેરિતોનાં કૃત્યો 27:36–38</w:t>
-        </w:r>
-      </w:hyperlink>
-    </w:p>
-    <w:p>
-      <w:pPr>
-        <w:pStyle w:val="ListBullet"/>
-        <w:spacing w:line="240" w:lineRule="auto"/>
-        <w:ind w:left="720"/>
-      </w:pPr>
-      <w:r>
-        <w:rPr>
-          <w:lang w:val="gu_IN" w:bidi="gu_IN"/>
-        </w:rPr>
-      </w:r>
-      <w:hyperlink r:id="rId14">
-        <w:r>
-          <w:rPr>
-            <w:lang w:val="gu_IN" w:bidi="gu_IN"/>
-          </w:rPr>
-          <w:rPr>
-            <w:color w:val="0000EE"/>
-            <w:u w:val="single"/>
-          </w:rPr>
-          <w:t>લેવીય 34:21–22</w:t>
-        </w:r>
-      </w:hyperlink>
-    </w:p>
-    <w:p>
-      <w:pPr>
-        <w:pStyle w:val="ListBullet"/>
-        <w:spacing w:line="240" w:lineRule="auto"/>
-        <w:ind w:left="720"/>
-      </w:pPr>
-      <w:r>
-        <w:rPr>
-          <w:lang w:val="gu_IN" w:bidi="gu_IN"/>
-        </w:rPr>
-      </w:r>
-      <w:hyperlink r:id="rId15">
-        <w:r>
-          <w:rPr>
-            <w:lang w:val="gu_IN" w:bidi="gu_IN"/>
-          </w:rPr>
-          <w:rPr>
-            <w:color w:val="0000EE"/>
-            <w:u w:val="single"/>
-          </w:rPr>
-          <w:t>યોહાન 12:23–24</w:t>
-        </w:r>
-      </w:hyperlink>
-    </w:p>
-    <w:p>
-      <w:pPr>
-        <w:pStyle w:val="ListBullet"/>
-        <w:spacing w:line="240" w:lineRule="auto"/>
-        <w:ind w:left="720"/>
-      </w:pPr>
-      <w:r>
-        <w:rPr>
-          <w:lang w:val="gu_IN" w:bidi="gu_IN"/>
-        </w:rPr>
-      </w:r>
-      <w:hyperlink r:id="rId16">
-        <w:r>
-          <w:rPr>
-            <w:lang w:val="gu_IN" w:bidi="gu_IN"/>
-          </w:rPr>
-          <w:rPr>
-            <w:color w:val="0000EE"/>
-            <w:u w:val="single"/>
-          </w:rPr>
-          <w:t>લૂક 3:17</w:t>
-        </w:r>
-      </w:hyperlink>
-    </w:p>
-    <w:p>
-      <w:pPr>
-        <w:pStyle w:val="ListBullet"/>
-        <w:spacing w:line="240" w:lineRule="auto"/>
-        <w:ind w:left="720"/>
-      </w:pPr>
-      <w:r>
-        <w:rPr>
-          <w:lang w:val="gu_IN" w:bidi="gu_IN"/>
-        </w:rPr>
-      </w:r>
-      <w:hyperlink r:id="rId17">
-        <w:r>
-          <w:rPr>
-            <w:lang w:val="gu_IN" w:bidi="gu_IN"/>
-          </w:rPr>
-          <w:rPr>
-            <w:color w:val="0000EE"/>
-            <w:u w:val="single"/>
-          </w:rPr>
-          <w:t>માથ્થી 3:10–12</w:t>
-        </w:r>
-      </w:hyperlink>
-    </w:p>
-    <w:p>
-      <w:pPr>
-        <w:pStyle w:val="ListBullet"/>
-        <w:spacing w:line="240" w:lineRule="auto"/>
-        <w:ind w:left="720"/>
-      </w:pPr>
-      <w:r>
-        <w:rPr>
-          <w:lang w:val="gu_IN" w:bidi="gu_IN"/>
-        </w:rPr>
-      </w:r>
-      <w:hyperlink r:id="rId18">
-        <w:r>
-          <w:rPr>
-            <w:lang w:val="gu_IN" w:bidi="gu_IN"/>
-          </w:rPr>
-          <w:rPr>
-            <w:color w:val="0000EE"/>
-            <w:u w:val="single"/>
-          </w:rPr>
-          <w:t>માથ્થી 13:24–26</w:t>
-        </w:r>
-      </w:hyperlink>
+      <w:r>
+        <w:rPr>
+          <w:lang w:val="gu_IN" w:bidi="gu_IN"/>
+        </w:rPr>
+        <w:t>પ્રેરિતોનાં કૃત્યો 27:36–38</w:t>
+      </w:r>
+    </w:p>
+    <w:p>
+      <w:pPr>
+        <w:pStyle w:val="ListBullet"/>
+        <w:spacing w:line="240" w:lineRule="auto"/>
+        <w:ind w:left="720"/>
+      </w:pPr>
+      <w:r>
+        <w:rPr>
+          <w:lang w:val="gu_IN" w:bidi="gu_IN"/>
+        </w:rPr>
+      </w:r>
+      <w:r>
+        <w:rPr>
+          <w:lang w:val="gu_IN" w:bidi="gu_IN"/>
+        </w:rPr>
+        <w:t>લેવીય 34:21–22</w:t>
+      </w:r>
+    </w:p>
+    <w:p>
+      <w:pPr>
+        <w:pStyle w:val="ListBullet"/>
+        <w:spacing w:line="240" w:lineRule="auto"/>
+        <w:ind w:left="720"/>
+      </w:pPr>
+      <w:r>
+        <w:rPr>
+          <w:lang w:val="gu_IN" w:bidi="gu_IN"/>
+        </w:rPr>
+      </w:r>
+      <w:r>
+        <w:rPr>
+          <w:lang w:val="gu_IN" w:bidi="gu_IN"/>
+        </w:rPr>
+        <w:t>યોહાન 12:23–24</w:t>
+      </w:r>
+    </w:p>
+    <w:p>
+      <w:pPr>
+        <w:pStyle w:val="ListBullet"/>
+        <w:spacing w:line="240" w:lineRule="auto"/>
+        <w:ind w:left="720"/>
+      </w:pPr>
+      <w:r>
+        <w:rPr>
+          <w:lang w:val="gu_IN" w:bidi="gu_IN"/>
+        </w:rPr>
+      </w:r>
+      <w:r>
+        <w:rPr>
+          <w:lang w:val="gu_IN" w:bidi="gu_IN"/>
+        </w:rPr>
+        <w:t>લૂક 3:17</w:t>
+      </w:r>
+    </w:p>
+    <w:p>
+      <w:pPr>
+        <w:pStyle w:val="ListBullet"/>
+        <w:spacing w:line="240" w:lineRule="auto"/>
+        <w:ind w:left="720"/>
+      </w:pPr>
+      <w:r>
+        <w:rPr>
+          <w:lang w:val="gu_IN" w:bidi="gu_IN"/>
+        </w:rPr>
+      </w:r>
+      <w:r>
+        <w:rPr>
+          <w:lang w:val="gu_IN" w:bidi="gu_IN"/>
+        </w:rPr>
+        <w:t>માથ્થી 3:10–12</w:t>
+      </w:r>
+    </w:p>
+    <w:p>
+      <w:pPr>
+        <w:pStyle w:val="ListBullet"/>
+        <w:spacing w:line="240" w:lineRule="auto"/>
+        <w:ind w:left="720"/>
+      </w:pPr>
+      <w:r>
+        <w:rPr>
+          <w:lang w:val="gu_IN" w:bidi="gu_IN"/>
+        </w:rPr>
+      </w:r>
+      <w:r>
+        <w:rPr>
+          <w:lang w:val="gu_IN" w:bidi="gu_IN"/>
+        </w:rPr>
+        <w:t>માથ્થી 13:24–26</w:t>
+      </w:r>
     </w:p>
     <w:p>
       <w:pPr>
@@ -957,162 +921,120 @@
           <w:lang w:val="gu_IN" w:bidi="gu_IN"/>
         </w:rPr>
       </w:r>
-      <w:hyperlink r:id="rId19">
-        <w:r>
-          <w:rPr>
-            <w:lang w:val="gu_IN" w:bidi="gu_IN"/>
-          </w:rPr>
-          <w:rPr>
-            <w:color w:val="0000EE"/>
-            <w:u w:val="single"/>
-          </w:rPr>
-          <w:t>પ્રેરિતો 7:41–42</w:t>
-        </w:r>
-      </w:hyperlink>
-    </w:p>
-    <w:p>
-      <w:pPr>
-        <w:pStyle w:val="ListBullet"/>
-        <w:spacing w:line="240" w:lineRule="auto"/>
-        <w:ind w:left="720"/>
-      </w:pPr>
-      <w:r>
-        <w:rPr>
-          <w:lang w:val="gu_IN" w:bidi="gu_IN"/>
-        </w:rPr>
-      </w:r>
-      <w:hyperlink r:id="rId20">
-        <w:r>
-          <w:rPr>
-            <w:lang w:val="gu_IN" w:bidi="gu_IN"/>
-          </w:rPr>
-          <w:rPr>
-            <w:color w:val="0000EE"/>
-            <w:u w:val="single"/>
-          </w:rPr>
-          <w:t>પ્રેરિતો 7:47–50</w:t>
-        </w:r>
-      </w:hyperlink>
-    </w:p>
-    <w:p>
-      <w:pPr>
-        <w:pStyle w:val="ListBullet"/>
-        <w:spacing w:line="240" w:lineRule="auto"/>
-        <w:ind w:left="720"/>
-      </w:pPr>
-      <w:r>
-        <w:rPr>
-          <w:lang w:val="gu_IN" w:bidi="gu_IN"/>
-        </w:rPr>
-      </w:r>
-      <w:hyperlink r:id="rId21">
-        <w:r>
-          <w:rPr>
-            <w:lang w:val="gu_IN" w:bidi="gu_IN"/>
-          </w:rPr>
-          <w:rPr>
-            <w:color w:val="0000EE"/>
-            <w:u w:val="single"/>
-          </w:rPr>
-          <w:t>ઉત્પત્તિ 39:3–4</w:t>
-        </w:r>
-      </w:hyperlink>
-    </w:p>
-    <w:p>
-      <w:pPr>
-        <w:pStyle w:val="ListBullet"/>
-        <w:spacing w:line="240" w:lineRule="auto"/>
-        <w:ind w:left="720"/>
-      </w:pPr>
-      <w:r>
-        <w:rPr>
-          <w:lang w:val="gu_IN" w:bidi="gu_IN"/>
-        </w:rPr>
-      </w:r>
-      <w:hyperlink r:id="rId22">
-        <w:r>
-          <w:rPr>
-            <w:lang w:val="gu_IN" w:bidi="gu_IN"/>
-          </w:rPr>
-          <w:rPr>
-            <w:color w:val="0000EE"/>
-            <w:u w:val="single"/>
-          </w:rPr>
-          <w:t>ઉત્પત્તિ 41:39–41</w:t>
-        </w:r>
-      </w:hyperlink>
-    </w:p>
-    <w:p>
-      <w:pPr>
-        <w:pStyle w:val="ListBullet"/>
-        <w:spacing w:line="240" w:lineRule="auto"/>
-        <w:ind w:left="720"/>
-      </w:pPr>
-      <w:r>
-        <w:rPr>
-          <w:lang w:val="gu_IN" w:bidi="gu_IN"/>
-        </w:rPr>
-      </w:r>
-      <w:hyperlink r:id="rId23">
-        <w:r>
-          <w:rPr>
-            <w:lang w:val="gu_IN" w:bidi="gu_IN"/>
-          </w:rPr>
-          <w:rPr>
-            <w:color w:val="0000EE"/>
-            <w:u w:val="single"/>
-          </w:rPr>
-          <w:t>લૂક 8:38–39</w:t>
-        </w:r>
-      </w:hyperlink>
-    </w:p>
-    <w:p>
-      <w:pPr>
-        <w:pStyle w:val="ListBullet"/>
-        <w:spacing w:line="240" w:lineRule="auto"/>
-        <w:ind w:left="720"/>
-      </w:pPr>
-      <w:r>
-        <w:rPr>
-          <w:lang w:val="gu_IN" w:bidi="gu_IN"/>
-        </w:rPr>
-      </w:r>
-      <w:hyperlink r:id="rId24">
-        <w:r>
-          <w:rPr>
-            <w:lang w:val="gu_IN" w:bidi="gu_IN"/>
-          </w:rPr>
-          <w:rPr>
-            <w:color w:val="0000EE"/>
-            <w:u w:val="single"/>
-          </w:rPr>
-          <w:t>માથ્થી 10:5–7</w:t>
-        </w:r>
-      </w:hyperlink>
-    </w:p>
-    <w:p>
-      <w:pPr>
-        <w:pStyle w:val="ListBullet"/>
-        <w:spacing w:line="240" w:lineRule="auto"/>
-        <w:ind w:left="720"/>
-      </w:pPr>
-      <w:r>
-        <w:rPr>
-          <w:lang w:val="gu_IN" w:bidi="gu_IN"/>
-        </w:rPr>
-      </w:r>
-      <w:hyperlink r:id="rId25">
-        <w:r>
-          <w:rPr>
-            <w:lang w:val="gu_IN" w:bidi="gu_IN"/>
-          </w:rPr>
-          <w:rPr>
-            <w:color w:val="0000EE"/>
-            <w:u w:val="single"/>
-          </w:rPr>
-          <w:t>માથ્થી 15:24–26</w:t>
-        </w:r>
-      </w:hyperlink>
+      <w:r>
+        <w:rPr>
+          <w:lang w:val="gu_IN" w:bidi="gu_IN"/>
+        </w:rPr>
+        <w:t>પ્રેરિતો 7:41–42</w:t>
+      </w:r>
+    </w:p>
+    <w:p>
+      <w:pPr>
+        <w:pStyle w:val="ListBullet"/>
+        <w:spacing w:line="240" w:lineRule="auto"/>
+        <w:ind w:left="720"/>
+      </w:pPr>
+      <w:r>
+        <w:rPr>
+          <w:lang w:val="gu_IN" w:bidi="gu_IN"/>
+        </w:rPr>
+      </w:r>
+      <w:r>
+        <w:rPr>
+          <w:lang w:val="gu_IN" w:bidi="gu_IN"/>
+        </w:rPr>
+        <w:t>પ્રેરિતો 7:47–50</w:t>
+      </w:r>
+    </w:p>
+    <w:p>
+      <w:pPr>
+        <w:pStyle w:val="ListBullet"/>
+        <w:spacing w:line="240" w:lineRule="auto"/>
+        <w:ind w:left="720"/>
+      </w:pPr>
+      <w:r>
+        <w:rPr>
+          <w:lang w:val="gu_IN" w:bidi="gu_IN"/>
+        </w:rPr>
+      </w:r>
+      <w:r>
+        <w:rPr>
+          <w:lang w:val="gu_IN" w:bidi="gu_IN"/>
+        </w:rPr>
+        <w:t>ઉત્પત્તિ 39:3–4</w:t>
+      </w:r>
+    </w:p>
+    <w:p>
+      <w:pPr>
+        <w:pStyle w:val="ListBullet"/>
+        <w:spacing w:line="240" w:lineRule="auto"/>
+        <w:ind w:left="720"/>
+      </w:pPr>
+      <w:r>
+        <w:rPr>
+          <w:lang w:val="gu_IN" w:bidi="gu_IN"/>
+        </w:rPr>
+      </w:r>
+      <w:r>
+        <w:rPr>
+          <w:lang w:val="gu_IN" w:bidi="gu_IN"/>
+        </w:rPr>
+        <w:t>ઉત્પત્તિ 41:39–41</w:t>
+      </w:r>
+    </w:p>
+    <w:p>
+      <w:pPr>
+        <w:pStyle w:val="ListBullet"/>
+        <w:spacing w:line="240" w:lineRule="auto"/>
+        <w:ind w:left="720"/>
+      </w:pPr>
+      <w:r>
+        <w:rPr>
+          <w:lang w:val="gu_IN" w:bidi="gu_IN"/>
+        </w:rPr>
+      </w:r>
+      <w:r>
+        <w:rPr>
+          <w:lang w:val="gu_IN" w:bidi="gu_IN"/>
+        </w:rPr>
+        <w:t>લૂક 8:38–39</w:t>
+      </w:r>
+    </w:p>
+    <w:p>
+      <w:pPr>
+        <w:pStyle w:val="ListBullet"/>
+        <w:spacing w:line="240" w:lineRule="auto"/>
+        <w:ind w:left="720"/>
+      </w:pPr>
+      <w:r>
+        <w:rPr>
+          <w:lang w:val="gu_IN" w:bidi="gu_IN"/>
+        </w:rPr>
+      </w:r>
+      <w:r>
+        <w:rPr>
+          <w:lang w:val="gu_IN" w:bidi="gu_IN"/>
+        </w:rPr>
+        <w:t>માથ્થી 10:5–7</w:t>
+      </w:r>
+    </w:p>
+    <w:p>
+      <w:pPr>
+        <w:pStyle w:val="ListBullet"/>
+        <w:spacing w:line="240" w:lineRule="auto"/>
+        <w:ind w:left="720"/>
+      </w:pPr>
+      <w:r>
+        <w:rPr>
+          <w:lang w:val="gu_IN" w:bidi="gu_IN"/>
+        </w:rPr>
+      </w:r>
+      <w:r>
+        <w:rPr>
+          <w:lang w:val="gu_IN" w:bidi="gu_IN"/>
+        </w:rPr>
+        <w:t>માથ્થી 15:24–26</w:t>
+      </w:r>
     </w:p>
     <w:p>
       <w:pPr>
@@ -1376,138 +1298,102 @@
           <w:lang w:val="gu_IN" w:bidi="gu_IN"/>
         </w:rPr>
       </w:r>
-      <w:hyperlink r:id="rId26">
-        <w:r>
-          <w:rPr>
-            <w:lang w:val="gu_IN" w:bidi="gu_IN"/>
-          </w:rPr>
-          <w:rPr>
-            <w:color w:val="0000EE"/>
-            <w:u w:val="single"/>
-          </w:rPr>
-          <w:t>1 રાજા 10:28–29</w:t>
-        </w:r>
-      </w:hyperlink>
-    </w:p>
-    <w:p>
-      <w:pPr>
-        <w:pStyle w:val="ListBullet"/>
-        <w:spacing w:line="240" w:lineRule="auto"/>
-        <w:ind w:left="720"/>
-      </w:pPr>
-      <w:r>
-        <w:rPr>
-          <w:lang w:val="gu_IN" w:bidi="gu_IN"/>
-        </w:rPr>
-      </w:r>
-      <w:hyperlink r:id="rId27">
-        <w:r>
-          <w:rPr>
-            <w:lang w:val="gu_IN" w:bidi="gu_IN"/>
-          </w:rPr>
-          <w:rPr>
-            <w:color w:val="0000EE"/>
-            <w:u w:val="single"/>
-          </w:rPr>
-          <w:t>2 કાળવૃતાંત 17:10–11</w:t>
-        </w:r>
-      </w:hyperlink>
-    </w:p>
-    <w:p>
-      <w:pPr>
-        <w:pStyle w:val="ListBullet"/>
-        <w:spacing w:line="240" w:lineRule="auto"/>
-        <w:ind w:left="720"/>
-      </w:pPr>
-      <w:r>
-        <w:rPr>
-          <w:lang w:val="gu_IN" w:bidi="gu_IN"/>
-        </w:rPr>
-      </w:r>
-      <w:hyperlink r:id="rId28">
-        <w:r>
-          <w:rPr>
-            <w:lang w:val="gu_IN" w:bidi="gu_IN"/>
-          </w:rPr>
-          <w:rPr>
-            <w:color w:val="0000EE"/>
-            <w:u w:val="single"/>
-          </w:rPr>
-          <w:t>પુનર્નિયમ 14:22–23</w:t>
-        </w:r>
-      </w:hyperlink>
-    </w:p>
-    <w:p>
-      <w:pPr>
-        <w:pStyle w:val="ListBullet"/>
-        <w:spacing w:line="240" w:lineRule="auto"/>
-        <w:ind w:left="720"/>
-      </w:pPr>
-      <w:r>
-        <w:rPr>
-          <w:lang w:val="gu_IN" w:bidi="gu_IN"/>
-        </w:rPr>
-      </w:r>
-      <w:hyperlink r:id="rId29">
-        <w:r>
-          <w:rPr>
-            <w:lang w:val="gu_IN" w:bidi="gu_IN"/>
-          </w:rPr>
-          <w:rPr>
-            <w:color w:val="0000EE"/>
-            <w:u w:val="single"/>
-          </w:rPr>
-          <w:t>લૂક 2:8–9</w:t>
-        </w:r>
-      </w:hyperlink>
-    </w:p>
-    <w:p>
-      <w:pPr>
-        <w:pStyle w:val="ListBullet"/>
-        <w:spacing w:line="240" w:lineRule="auto"/>
-        <w:ind w:left="720"/>
-      </w:pPr>
-      <w:r>
-        <w:rPr>
-          <w:lang w:val="gu_IN" w:bidi="gu_IN"/>
-        </w:rPr>
-      </w:r>
-      <w:hyperlink r:id="rId30">
-        <w:r>
-          <w:rPr>
-            <w:lang w:val="gu_IN" w:bidi="gu_IN"/>
-          </w:rPr>
-          <w:rPr>
-            <w:color w:val="0000EE"/>
-            <w:u w:val="single"/>
-          </w:rPr>
-          <w:t>માથ્થી 8:30–32</w:t>
-        </w:r>
-      </w:hyperlink>
-    </w:p>
-    <w:p>
-      <w:pPr>
-        <w:pStyle w:val="ListBullet"/>
-        <w:spacing w:line="240" w:lineRule="auto"/>
-        <w:ind w:left="720"/>
-      </w:pPr>
-      <w:r>
-        <w:rPr>
-          <w:lang w:val="gu_IN" w:bidi="gu_IN"/>
-        </w:rPr>
-      </w:r>
-      <w:hyperlink r:id="rId31">
-        <w:r>
-          <w:rPr>
-            <w:lang w:val="gu_IN" w:bidi="gu_IN"/>
-          </w:rPr>
-          <w:rPr>
-            <w:color w:val="0000EE"/>
-            <w:u w:val="single"/>
-          </w:rPr>
-          <w:t>માથ્થી 26:30–32</w:t>
-        </w:r>
-      </w:hyperlink>
+      <w:r>
+        <w:rPr>
+          <w:lang w:val="gu_IN" w:bidi="gu_IN"/>
+        </w:rPr>
+        <w:t>1 રાજા 10:28–29</w:t>
+      </w:r>
+    </w:p>
+    <w:p>
+      <w:pPr>
+        <w:pStyle w:val="ListBullet"/>
+        <w:spacing w:line="240" w:lineRule="auto"/>
+        <w:ind w:left="720"/>
+      </w:pPr>
+      <w:r>
+        <w:rPr>
+          <w:lang w:val="gu_IN" w:bidi="gu_IN"/>
+        </w:rPr>
+      </w:r>
+      <w:r>
+        <w:rPr>
+          <w:lang w:val="gu_IN" w:bidi="gu_IN"/>
+        </w:rPr>
+        <w:t>2 કાળવૃતાંત 17:10–11</w:t>
+      </w:r>
+    </w:p>
+    <w:p>
+      <w:pPr>
+        <w:pStyle w:val="ListBullet"/>
+        <w:spacing w:line="240" w:lineRule="auto"/>
+        <w:ind w:left="720"/>
+      </w:pPr>
+      <w:r>
+        <w:rPr>
+          <w:lang w:val="gu_IN" w:bidi="gu_IN"/>
+        </w:rPr>
+      </w:r>
+      <w:r>
+        <w:rPr>
+          <w:lang w:val="gu_IN" w:bidi="gu_IN"/>
+        </w:rPr>
+        <w:t>પુનર્નિયમ 14:22–23</w:t>
+      </w:r>
+    </w:p>
+    <w:p>
+      <w:pPr>
+        <w:pStyle w:val="ListBullet"/>
+        <w:spacing w:line="240" w:lineRule="auto"/>
+        <w:ind w:left="720"/>
+      </w:pPr>
+      <w:r>
+        <w:rPr>
+          <w:lang w:val="gu_IN" w:bidi="gu_IN"/>
+        </w:rPr>
+      </w:r>
+      <w:r>
+        <w:rPr>
+          <w:lang w:val="gu_IN" w:bidi="gu_IN"/>
+        </w:rPr>
+        <w:t>લૂક 2:8–9</w:t>
+      </w:r>
+    </w:p>
+    <w:p>
+      <w:pPr>
+        <w:pStyle w:val="ListBullet"/>
+        <w:spacing w:line="240" w:lineRule="auto"/>
+        <w:ind w:left="720"/>
+      </w:pPr>
+      <w:r>
+        <w:rPr>
+          <w:lang w:val="gu_IN" w:bidi="gu_IN"/>
+        </w:rPr>
+      </w:r>
+      <w:r>
+        <w:rPr>
+          <w:lang w:val="gu_IN" w:bidi="gu_IN"/>
+        </w:rPr>
+        <w:t>માથ્થી 8:30–32</w:t>
+      </w:r>
+    </w:p>
+    <w:p>
+      <w:pPr>
+        <w:pStyle w:val="ListBullet"/>
+        <w:spacing w:line="240" w:lineRule="auto"/>
+        <w:ind w:left="720"/>
+      </w:pPr>
+      <w:r>
+        <w:rPr>
+          <w:lang w:val="gu_IN" w:bidi="gu_IN"/>
+        </w:rPr>
+      </w:r>
+      <w:r>
+        <w:rPr>
+          <w:lang w:val="gu_IN" w:bidi="gu_IN"/>
+        </w:rPr>
+        <w:t>માથ્થી 26:30–32</w:t>
+      </w:r>
     </w:p>
     <w:p>
       <w:pPr>
@@ -1981,186 +1867,138 @@
           <w:lang w:val="gu_IN" w:bidi="gu_IN"/>
         </w:rPr>
       </w:r>
-      <w:hyperlink r:id="rId32">
-        <w:r>
-          <w:rPr>
-            <w:lang w:val="gu_IN" w:bidi="gu_IN"/>
-          </w:rPr>
-          <w:rPr>
-            <w:color w:val="0000EE"/>
-            <w:u w:val="single"/>
-          </w:rPr>
-          <w:t>ઉત્પતિ 49:24</w:t>
-        </w:r>
-      </w:hyperlink>
-    </w:p>
-    <w:p>
-      <w:pPr>
-        <w:pStyle w:val="ListBullet"/>
-        <w:spacing w:line="240" w:lineRule="auto"/>
-        <w:ind w:left="720"/>
-      </w:pPr>
-      <w:r>
-        <w:rPr>
-          <w:lang w:val="gu_IN" w:bidi="gu_IN"/>
-        </w:rPr>
-      </w:r>
-      <w:hyperlink r:id="rId29">
-        <w:r>
-          <w:rPr>
-            <w:lang w:val="gu_IN" w:bidi="gu_IN"/>
-          </w:rPr>
-          <w:rPr>
-            <w:color w:val="0000EE"/>
-            <w:u w:val="single"/>
-          </w:rPr>
-          <w:t>લૂક 2:8–9</w:t>
-        </w:r>
-      </w:hyperlink>
-    </w:p>
-    <w:p>
-      <w:pPr>
-        <w:pStyle w:val="ListBullet"/>
-        <w:spacing w:line="240" w:lineRule="auto"/>
-        <w:ind w:left="720"/>
-      </w:pPr>
-      <w:r>
-        <w:rPr>
-          <w:lang w:val="gu_IN" w:bidi="gu_IN"/>
-        </w:rPr>
-      </w:r>
-      <w:hyperlink r:id="rId33">
-        <w:r>
-          <w:rPr>
-            <w:lang w:val="gu_IN" w:bidi="gu_IN"/>
-          </w:rPr>
-          <w:rPr>
-            <w:color w:val="0000EE"/>
-            <w:u w:val="single"/>
-          </w:rPr>
-          <w:t>માર્ક 6:33–34</w:t>
-        </w:r>
-      </w:hyperlink>
-    </w:p>
-    <w:p>
-      <w:pPr>
-        <w:pStyle w:val="ListBullet"/>
-        <w:spacing w:line="240" w:lineRule="auto"/>
-        <w:ind w:left="720"/>
-      </w:pPr>
-      <w:r>
-        <w:rPr>
-          <w:lang w:val="gu_IN" w:bidi="gu_IN"/>
-        </w:rPr>
-      </w:r>
-      <w:hyperlink r:id="rId34">
-        <w:r>
-          <w:rPr>
-            <w:lang w:val="gu_IN" w:bidi="gu_IN"/>
-          </w:rPr>
-          <w:rPr>
-            <w:color w:val="0000EE"/>
-            <w:u w:val="single"/>
-          </w:rPr>
-          <w:t>માર્ક 14:26–27</w:t>
-        </w:r>
-      </w:hyperlink>
-    </w:p>
-    <w:p>
-      <w:pPr>
-        <w:pStyle w:val="ListBullet"/>
-        <w:spacing w:line="240" w:lineRule="auto"/>
-        <w:ind w:left="720"/>
-      </w:pPr>
-      <w:r>
-        <w:rPr>
-          <w:lang w:val="gu_IN" w:bidi="gu_IN"/>
-        </w:rPr>
-      </w:r>
-      <w:hyperlink r:id="rId35">
-        <w:r>
-          <w:rPr>
-            <w:lang w:val="gu_IN" w:bidi="gu_IN"/>
-          </w:rPr>
-          <w:rPr>
-            <w:color w:val="0000EE"/>
-            <w:u w:val="single"/>
-          </w:rPr>
-          <w:t>માથ્થી 2:4–6</w:t>
-        </w:r>
-      </w:hyperlink>
-    </w:p>
-    <w:p>
-      <w:pPr>
-        <w:pStyle w:val="ListBullet"/>
-        <w:spacing w:line="240" w:lineRule="auto"/>
-        <w:ind w:left="720"/>
-      </w:pPr>
-      <w:r>
-        <w:rPr>
-          <w:lang w:val="gu_IN" w:bidi="gu_IN"/>
-        </w:rPr>
-      </w:r>
-      <w:hyperlink r:id="rId36">
-        <w:r>
-          <w:rPr>
-            <w:lang w:val="gu_IN" w:bidi="gu_IN"/>
-          </w:rPr>
-          <w:rPr>
-            <w:color w:val="0000EE"/>
-            <w:u w:val="single"/>
-          </w:rPr>
-          <w:t>માથ્થી 9:35–36</w:t>
-        </w:r>
-      </w:hyperlink>
-    </w:p>
-    <w:p>
-      <w:pPr>
-        <w:pStyle w:val="ListBullet"/>
-        <w:spacing w:line="240" w:lineRule="auto"/>
-        <w:ind w:left="720"/>
-      </w:pPr>
-      <w:r>
-        <w:rPr>
-          <w:lang w:val="gu_IN" w:bidi="gu_IN"/>
-        </w:rPr>
-      </w:r>
-      <w:hyperlink r:id="rId37">
-        <w:r>
-          <w:rPr>
-            <w:lang w:val="gu_IN" w:bidi="gu_IN"/>
-          </w:rPr>
-          <w:rPr>
-            <w:color w:val="0000EE"/>
-            <w:u w:val="single"/>
-          </w:rPr>
-          <w:t>માથ્થી 25:31–33</w:t>
-        </w:r>
-      </w:hyperlink>
-    </w:p>
-    <w:p>
-      <w:pPr>
-        <w:pStyle w:val="ListBullet"/>
-        <w:spacing w:line="240" w:lineRule="auto"/>
-        <w:ind w:left="720"/>
-      </w:pPr>
-      <w:r>
-        <w:rPr>
-          <w:lang w:val="gu_IN" w:bidi="gu_IN"/>
-        </w:rPr>
-      </w:r>
-      <w:hyperlink r:id="rId31">
-        <w:r>
-          <w:rPr>
-            <w:lang w:val="gu_IN" w:bidi="gu_IN"/>
-          </w:rPr>
-          <w:rPr>
-            <w:color w:val="0000EE"/>
-            <w:u w:val="single"/>
-          </w:rPr>
-          <w:t>માથ્થી 26:30–32</w:t>
-        </w:r>
-      </w:hyperlink>
+      <w:r>
+        <w:rPr>
+          <w:lang w:val="gu_IN" w:bidi="gu_IN"/>
+        </w:rPr>
+        <w:t>ઉત્પતિ 49:24</w:t>
+      </w:r>
+    </w:p>
+    <w:p>
+      <w:pPr>
+        <w:pStyle w:val="ListBullet"/>
+        <w:spacing w:line="240" w:lineRule="auto"/>
+        <w:ind w:left="720"/>
+      </w:pPr>
+      <w:r>
+        <w:rPr>
+          <w:lang w:val="gu_IN" w:bidi="gu_IN"/>
+        </w:rPr>
+      </w:r>
+      <w:r>
+        <w:rPr>
+          <w:lang w:val="gu_IN" w:bidi="gu_IN"/>
+        </w:rPr>
+        <w:t>લૂક 2:8–9</w:t>
+      </w:r>
+    </w:p>
+    <w:p>
+      <w:pPr>
+        <w:pStyle w:val="ListBullet"/>
+        <w:spacing w:line="240" w:lineRule="auto"/>
+        <w:ind w:left="720"/>
+      </w:pPr>
+      <w:r>
+        <w:rPr>
+          <w:lang w:val="gu_IN" w:bidi="gu_IN"/>
+        </w:rPr>
+      </w:r>
+      <w:r>
+        <w:rPr>
+          <w:lang w:val="gu_IN" w:bidi="gu_IN"/>
+        </w:rPr>
+        <w:t>માર્ક 6:33–34</w:t>
+      </w:r>
+    </w:p>
+    <w:p>
+      <w:pPr>
+        <w:pStyle w:val="ListBullet"/>
+        <w:spacing w:line="240" w:lineRule="auto"/>
+        <w:ind w:left="720"/>
+      </w:pPr>
+      <w:r>
+        <w:rPr>
+          <w:lang w:val="gu_IN" w:bidi="gu_IN"/>
+        </w:rPr>
+      </w:r>
+      <w:r>
+        <w:rPr>
+          <w:lang w:val="gu_IN" w:bidi="gu_IN"/>
+        </w:rPr>
+        <w:t>માર્ક 14:26–27</w:t>
+      </w:r>
+    </w:p>
+    <w:p>
+      <w:pPr>
+        <w:pStyle w:val="ListBullet"/>
+        <w:spacing w:line="240" w:lineRule="auto"/>
+        <w:ind w:left="720"/>
+      </w:pPr>
+      <w:r>
+        <w:rPr>
+          <w:lang w:val="gu_IN" w:bidi="gu_IN"/>
+        </w:rPr>
+      </w:r>
+      <w:r>
+        <w:rPr>
+          <w:lang w:val="gu_IN" w:bidi="gu_IN"/>
+        </w:rPr>
+        <w:t>માથ્થી 2:4–6</w:t>
+      </w:r>
+    </w:p>
+    <w:p>
+      <w:pPr>
+        <w:pStyle w:val="ListBullet"/>
+        <w:spacing w:line="240" w:lineRule="auto"/>
+        <w:ind w:left="720"/>
+      </w:pPr>
+      <w:r>
+        <w:rPr>
+          <w:lang w:val="gu_IN" w:bidi="gu_IN"/>
+        </w:rPr>
+      </w:r>
+      <w:r>
+        <w:rPr>
+          <w:lang w:val="gu_IN" w:bidi="gu_IN"/>
+        </w:rPr>
+        <w:t>માથ્થી 9:35–36</w:t>
+      </w:r>
+    </w:p>
+    <w:p>
+      <w:pPr>
+        <w:pStyle w:val="ListBullet"/>
+        <w:spacing w:line="240" w:lineRule="auto"/>
+        <w:ind w:left="720"/>
+      </w:pPr>
+      <w:r>
+        <w:rPr>
+          <w:lang w:val="gu_IN" w:bidi="gu_IN"/>
+        </w:rPr>
+      </w:r>
+      <w:r>
+        <w:rPr>
+          <w:lang w:val="gu_IN" w:bidi="gu_IN"/>
+        </w:rPr>
+        <w:t>માથ્થી 25:31–33</w:t>
+      </w:r>
+    </w:p>
+    <w:p>
+      <w:pPr>
+        <w:pStyle w:val="ListBullet"/>
+        <w:spacing w:line="240" w:lineRule="auto"/>
+        <w:ind w:left="720"/>
+      </w:pPr>
+      <w:r>
+        <w:rPr>
+          <w:lang w:val="gu_IN" w:bidi="gu_IN"/>
+        </w:rPr>
+      </w:r>
+      <w:r>
+        <w:rPr>
+          <w:lang w:val="gu_IN" w:bidi="gu_IN"/>
+        </w:rPr>
+        <w:t>માથ્થી 26:30–32</w:t>
+      </w:r>
     </w:p>
     <w:p>
       <w:pPr>
@@ -2687,210 +2525,156 @@
           <w:lang w:val="gu_IN" w:bidi="gu_IN"/>
         </w:rPr>
       </w:r>
-      <w:hyperlink r:id="rId38">
-        <w:r>
-          <w:rPr>
-            <w:lang w:val="gu_IN" w:bidi="gu_IN"/>
-          </w:rPr>
-          <w:rPr>
-            <w:color w:val="0000EE"/>
-            <w:u w:val="single"/>
-          </w:rPr>
-          <w:t>પ્રેરિતોના કૃત્યો 8:32–33</w:t>
-        </w:r>
-      </w:hyperlink>
-    </w:p>
-    <w:p>
-      <w:pPr>
-        <w:pStyle w:val="ListBullet"/>
-        <w:spacing w:line="240" w:lineRule="auto"/>
-        <w:ind w:left="720"/>
-      </w:pPr>
-      <w:r>
-        <w:rPr>
-          <w:lang w:val="gu_IN" w:bidi="gu_IN"/>
-        </w:rPr>
-      </w:r>
-      <w:hyperlink r:id="rId39">
-        <w:r>
-          <w:rPr>
-            <w:lang w:val="gu_IN" w:bidi="gu_IN"/>
-          </w:rPr>
-          <w:rPr>
-            <w:color w:val="0000EE"/>
-            <w:u w:val="single"/>
-          </w:rPr>
-          <w:t>ઉત્પતિ 30:31–32</w:t>
-        </w:r>
-      </w:hyperlink>
-    </w:p>
-    <w:p>
-      <w:pPr>
-        <w:pStyle w:val="ListBullet"/>
-        <w:spacing w:line="240" w:lineRule="auto"/>
-        <w:ind w:left="720"/>
-      </w:pPr>
-      <w:r>
-        <w:rPr>
-          <w:lang w:val="gu_IN" w:bidi="gu_IN"/>
-        </w:rPr>
-      </w:r>
-      <w:hyperlink r:id="rId40">
-        <w:r>
-          <w:rPr>
-            <w:lang w:val="gu_IN" w:bidi="gu_IN"/>
-          </w:rPr>
-          <w:rPr>
-            <w:color w:val="0000EE"/>
-            <w:u w:val="single"/>
-          </w:rPr>
-          <w:t>યોહાન 2:13–14</w:t>
-        </w:r>
-      </w:hyperlink>
-    </w:p>
-    <w:p>
-      <w:pPr>
-        <w:pStyle w:val="ListBullet"/>
-        <w:spacing w:line="240" w:lineRule="auto"/>
-        <w:ind w:left="720"/>
-      </w:pPr>
-      <w:r>
-        <w:rPr>
-          <w:lang w:val="gu_IN" w:bidi="gu_IN"/>
-        </w:rPr>
-      </w:r>
-      <w:hyperlink r:id="rId41">
-        <w:r>
-          <w:rPr>
-            <w:lang w:val="gu_IN" w:bidi="gu_IN"/>
-          </w:rPr>
-          <w:rPr>
-            <w:color w:val="0000EE"/>
-            <w:u w:val="single"/>
-          </w:rPr>
-          <w:t>લૂક 15:3–5</w:t>
-        </w:r>
-      </w:hyperlink>
-    </w:p>
-    <w:p>
-      <w:pPr>
-        <w:pStyle w:val="ListBullet"/>
-        <w:spacing w:line="240" w:lineRule="auto"/>
-        <w:ind w:left="720"/>
-      </w:pPr>
-      <w:r>
-        <w:rPr>
-          <w:lang w:val="gu_IN" w:bidi="gu_IN"/>
-        </w:rPr>
-      </w:r>
-      <w:hyperlink r:id="rId33">
-        <w:r>
-          <w:rPr>
-            <w:lang w:val="gu_IN" w:bidi="gu_IN"/>
-          </w:rPr>
-          <w:rPr>
-            <w:color w:val="0000EE"/>
-            <w:u w:val="single"/>
-          </w:rPr>
-          <w:t>માર્ક 6:33–34</w:t>
-        </w:r>
-      </w:hyperlink>
-    </w:p>
-    <w:p>
-      <w:pPr>
-        <w:pStyle w:val="ListBullet"/>
-        <w:spacing w:line="240" w:lineRule="auto"/>
-        <w:ind w:left="720"/>
-      </w:pPr>
-      <w:r>
-        <w:rPr>
-          <w:lang w:val="gu_IN" w:bidi="gu_IN"/>
-        </w:rPr>
-      </w:r>
-      <w:hyperlink r:id="rId36">
-        <w:r>
-          <w:rPr>
-            <w:lang w:val="gu_IN" w:bidi="gu_IN"/>
-          </w:rPr>
-          <w:rPr>
-            <w:color w:val="0000EE"/>
-            <w:u w:val="single"/>
-          </w:rPr>
-          <w:t>માથ્થી 9:35–36</w:t>
-        </w:r>
-      </w:hyperlink>
-    </w:p>
-    <w:p>
-      <w:pPr>
-        <w:pStyle w:val="ListBullet"/>
-        <w:spacing w:line="240" w:lineRule="auto"/>
-        <w:ind w:left="720"/>
-      </w:pPr>
-      <w:r>
-        <w:rPr>
-          <w:lang w:val="gu_IN" w:bidi="gu_IN"/>
-        </w:rPr>
-      </w:r>
-      <w:hyperlink r:id="rId24">
-        <w:r>
-          <w:rPr>
-            <w:lang w:val="gu_IN" w:bidi="gu_IN"/>
-          </w:rPr>
-          <w:rPr>
-            <w:color w:val="0000EE"/>
-            <w:u w:val="single"/>
-          </w:rPr>
-          <w:t>માથ્થી 10:5–7</w:t>
-        </w:r>
-      </w:hyperlink>
-    </w:p>
-    <w:p>
-      <w:pPr>
-        <w:pStyle w:val="ListBullet"/>
-        <w:spacing w:line="240" w:lineRule="auto"/>
-        <w:ind w:left="720"/>
-      </w:pPr>
-      <w:r>
-        <w:rPr>
-          <w:lang w:val="gu_IN" w:bidi="gu_IN"/>
-        </w:rPr>
-      </w:r>
-      <w:hyperlink r:id="rId42">
-        <w:r>
-          <w:rPr>
-            <w:lang w:val="gu_IN" w:bidi="gu_IN"/>
-          </w:rPr>
-          <w:rPr>
-            <w:color w:val="0000EE"/>
-            <w:u w:val="single"/>
-          </w:rPr>
-          <w:t>માથ્થી 12:11–12</w:t>
-        </w:r>
-      </w:hyperlink>
-    </w:p>
-    <w:p>
-      <w:pPr>
-        <w:pStyle w:val="ListBullet"/>
-        <w:spacing w:line="240" w:lineRule="auto"/>
-        <w:ind w:left="720"/>
-      </w:pPr>
-      <w:r>
-        <w:rPr>
-          <w:lang w:val="gu_IN" w:bidi="gu_IN"/>
-        </w:rPr>
-      </w:r>
-      <w:hyperlink r:id="rId37">
-        <w:r>
-          <w:rPr>
-            <w:lang w:val="gu_IN" w:bidi="gu_IN"/>
-          </w:rPr>
-          <w:rPr>
-            <w:color w:val="0000EE"/>
-            <w:u w:val="single"/>
-          </w:rPr>
-          <w:t>માથ્થી 25:31–33</w:t>
-        </w:r>
-      </w:hyperlink>
+      <w:r>
+        <w:rPr>
+          <w:lang w:val="gu_IN" w:bidi="gu_IN"/>
+        </w:rPr>
+        <w:t>પ્રેરિતોના કૃત્યો 8:32–33</w:t>
+      </w:r>
+    </w:p>
+    <w:p>
+      <w:pPr>
+        <w:pStyle w:val="ListBullet"/>
+        <w:spacing w:line="240" w:lineRule="auto"/>
+        <w:ind w:left="720"/>
+      </w:pPr>
+      <w:r>
+        <w:rPr>
+          <w:lang w:val="gu_IN" w:bidi="gu_IN"/>
+        </w:rPr>
+      </w:r>
+      <w:r>
+        <w:rPr>
+          <w:lang w:val="gu_IN" w:bidi="gu_IN"/>
+        </w:rPr>
+        <w:t>ઉત્પતિ 30:31–32</w:t>
+      </w:r>
+    </w:p>
+    <w:p>
+      <w:pPr>
+        <w:pStyle w:val="ListBullet"/>
+        <w:spacing w:line="240" w:lineRule="auto"/>
+        <w:ind w:left="720"/>
+      </w:pPr>
+      <w:r>
+        <w:rPr>
+          <w:lang w:val="gu_IN" w:bidi="gu_IN"/>
+        </w:rPr>
+      </w:r>
+      <w:r>
+        <w:rPr>
+          <w:lang w:val="gu_IN" w:bidi="gu_IN"/>
+        </w:rPr>
+        <w:t>યોહાન 2:13–14</w:t>
+      </w:r>
+    </w:p>
+    <w:p>
+      <w:pPr>
+        <w:pStyle w:val="ListBullet"/>
+        <w:spacing w:line="240" w:lineRule="auto"/>
+        <w:ind w:left="720"/>
+      </w:pPr>
+      <w:r>
+        <w:rPr>
+          <w:lang w:val="gu_IN" w:bidi="gu_IN"/>
+        </w:rPr>
+      </w:r>
+      <w:r>
+        <w:rPr>
+          <w:lang w:val="gu_IN" w:bidi="gu_IN"/>
+        </w:rPr>
+        <w:t>લૂક 15:3–5</w:t>
+      </w:r>
+    </w:p>
+    <w:p>
+      <w:pPr>
+        <w:pStyle w:val="ListBullet"/>
+        <w:spacing w:line="240" w:lineRule="auto"/>
+        <w:ind w:left="720"/>
+      </w:pPr>
+      <w:r>
+        <w:rPr>
+          <w:lang w:val="gu_IN" w:bidi="gu_IN"/>
+        </w:rPr>
+      </w:r>
+      <w:r>
+        <w:rPr>
+          <w:lang w:val="gu_IN" w:bidi="gu_IN"/>
+        </w:rPr>
+        <w:t>માર્ક 6:33–34</w:t>
+      </w:r>
+    </w:p>
+    <w:p>
+      <w:pPr>
+        <w:pStyle w:val="ListBullet"/>
+        <w:spacing w:line="240" w:lineRule="auto"/>
+        <w:ind w:left="720"/>
+      </w:pPr>
+      <w:r>
+        <w:rPr>
+          <w:lang w:val="gu_IN" w:bidi="gu_IN"/>
+        </w:rPr>
+      </w:r>
+      <w:r>
+        <w:rPr>
+          <w:lang w:val="gu_IN" w:bidi="gu_IN"/>
+        </w:rPr>
+        <w:t>માથ્થી 9:35–36</w:t>
+      </w:r>
+    </w:p>
+    <w:p>
+      <w:pPr>
+        <w:pStyle w:val="ListBullet"/>
+        <w:spacing w:line="240" w:lineRule="auto"/>
+        <w:ind w:left="720"/>
+      </w:pPr>
+      <w:r>
+        <w:rPr>
+          <w:lang w:val="gu_IN" w:bidi="gu_IN"/>
+        </w:rPr>
+      </w:r>
+      <w:r>
+        <w:rPr>
+          <w:lang w:val="gu_IN" w:bidi="gu_IN"/>
+        </w:rPr>
+        <w:t>માથ્થી 10:5–7</w:t>
+      </w:r>
+    </w:p>
+    <w:p>
+      <w:pPr>
+        <w:pStyle w:val="ListBullet"/>
+        <w:spacing w:line="240" w:lineRule="auto"/>
+        <w:ind w:left="720"/>
+      </w:pPr>
+      <w:r>
+        <w:rPr>
+          <w:lang w:val="gu_IN" w:bidi="gu_IN"/>
+        </w:rPr>
+      </w:r>
+      <w:r>
+        <w:rPr>
+          <w:lang w:val="gu_IN" w:bidi="gu_IN"/>
+        </w:rPr>
+        <w:t>માથ્થી 12:11–12</w:t>
+      </w:r>
+    </w:p>
+    <w:p>
+      <w:pPr>
+        <w:pStyle w:val="ListBullet"/>
+        <w:spacing w:line="240" w:lineRule="auto"/>
+        <w:ind w:left="720"/>
+      </w:pPr>
+      <w:r>
+        <w:rPr>
+          <w:lang w:val="gu_IN" w:bidi="gu_IN"/>
+        </w:rPr>
+      </w:r>
+      <w:r>
+        <w:rPr>
+          <w:lang w:val="gu_IN" w:bidi="gu_IN"/>
+        </w:rPr>
+        <w:t>માથ્થી 25:31–33</w:t>
+      </w:r>
     </w:p>
     <w:p>
       <w:pPr>
@@ -3422,234 +3206,174 @@
           <w:lang w:val="gu_IN" w:bidi="gu_IN"/>
         </w:rPr>
       </w:r>
-      <w:hyperlink r:id="rId43">
-        <w:r>
-          <w:rPr>
-            <w:lang w:val="gu_IN" w:bidi="gu_IN"/>
-          </w:rPr>
-          <w:rPr>
-            <w:color w:val="0000EE"/>
-            <w:u w:val="single"/>
-          </w:rPr>
-          <w:t>2 શમુએલ 12:1–3</w:t>
-        </w:r>
-      </w:hyperlink>
-    </w:p>
-    <w:p>
-      <w:pPr>
-        <w:pStyle w:val="ListBullet"/>
-        <w:spacing w:line="240" w:lineRule="auto"/>
-        <w:ind w:left="720"/>
-      </w:pPr>
-      <w:r>
-        <w:rPr>
-          <w:lang w:val="gu_IN" w:bidi="gu_IN"/>
-        </w:rPr>
-      </w:r>
-      <w:hyperlink r:id="rId44">
-        <w:r>
-          <w:rPr>
-            <w:lang w:val="gu_IN" w:bidi="gu_IN"/>
-          </w:rPr>
-          <w:rPr>
-            <w:color w:val="0000EE"/>
-            <w:u w:val="single"/>
-          </w:rPr>
-          <w:t>એઝરા 8:35–36</w:t>
-        </w:r>
-      </w:hyperlink>
-    </w:p>
-    <w:p>
-      <w:pPr>
-        <w:pStyle w:val="ListBullet"/>
-        <w:spacing w:line="240" w:lineRule="auto"/>
-        <w:ind w:left="720"/>
-      </w:pPr>
-      <w:r>
-        <w:rPr>
-          <w:lang w:val="gu_IN" w:bidi="gu_IN"/>
-        </w:rPr>
-      </w:r>
-      <w:hyperlink r:id="rId45">
-        <w:r>
-          <w:rPr>
-            <w:lang w:val="gu_IN" w:bidi="gu_IN"/>
-          </w:rPr>
-          <w:rPr>
-            <w:color w:val="0000EE"/>
-            <w:u w:val="single"/>
-          </w:rPr>
-          <w:t>યશાયા 66:3</w:t>
-        </w:r>
-      </w:hyperlink>
-    </w:p>
-    <w:p>
-      <w:pPr>
-        <w:pStyle w:val="ListBullet"/>
-        <w:spacing w:line="240" w:lineRule="auto"/>
-        <w:ind w:left="720"/>
-      </w:pPr>
-      <w:r>
-        <w:rPr>
-          <w:lang w:val="gu_IN" w:bidi="gu_IN"/>
-        </w:rPr>
-      </w:r>
-      <w:hyperlink r:id="rId46">
-        <w:r>
-          <w:rPr>
-            <w:lang w:val="gu_IN" w:bidi="gu_IN"/>
-          </w:rPr>
-          <w:rPr>
-            <w:color w:val="0000EE"/>
-            <w:u w:val="single"/>
-          </w:rPr>
-          <w:t>યર્મિયા 11:18–20</w:t>
-        </w:r>
-      </w:hyperlink>
-    </w:p>
-    <w:p>
-      <w:pPr>
-        <w:pStyle w:val="ListBullet"/>
-        <w:spacing w:line="240" w:lineRule="auto"/>
-        <w:ind w:left="720"/>
-      </w:pPr>
-      <w:r>
-        <w:rPr>
-          <w:lang w:val="gu_IN" w:bidi="gu_IN"/>
-        </w:rPr>
-      </w:r>
-      <w:hyperlink r:id="rId47">
-        <w:r>
-          <w:rPr>
-            <w:lang w:val="gu_IN" w:bidi="gu_IN"/>
-          </w:rPr>
-          <w:rPr>
-            <w:color w:val="0000EE"/>
-            <w:u w:val="single"/>
-          </w:rPr>
-          <w:t>યોહાન 1:29–31</w:t>
-        </w:r>
-      </w:hyperlink>
-    </w:p>
-    <w:p>
-      <w:pPr>
-        <w:pStyle w:val="ListBullet"/>
-        <w:spacing w:line="240" w:lineRule="auto"/>
-        <w:ind w:left="720"/>
-      </w:pPr>
-      <w:r>
-        <w:rPr>
-          <w:lang w:val="gu_IN" w:bidi="gu_IN"/>
-        </w:rPr>
-      </w:r>
-      <w:hyperlink r:id="rId48">
-        <w:r>
-          <w:rPr>
-            <w:lang w:val="gu_IN" w:bidi="gu_IN"/>
-          </w:rPr>
-          <w:rPr>
-            <w:color w:val="0000EE"/>
-            <w:u w:val="single"/>
-          </w:rPr>
-          <w:t>યોહાન 1:35–36</w:t>
-        </w:r>
-      </w:hyperlink>
-    </w:p>
-    <w:p>
-      <w:pPr>
-        <w:pStyle w:val="ListBullet"/>
-        <w:spacing w:line="240" w:lineRule="auto"/>
-        <w:ind w:left="720"/>
-      </w:pPr>
-      <w:r>
-        <w:rPr>
-          <w:lang w:val="gu_IN" w:bidi="gu_IN"/>
-        </w:rPr>
-      </w:r>
-      <w:hyperlink r:id="rId49">
-        <w:r>
-          <w:rPr>
-            <w:lang w:val="gu_IN" w:bidi="gu_IN"/>
-          </w:rPr>
-          <w:rPr>
-            <w:color w:val="0000EE"/>
-            <w:u w:val="single"/>
-          </w:rPr>
-          <w:t>લેવીય 14:21–23</w:t>
-        </w:r>
-      </w:hyperlink>
-    </w:p>
-    <w:p>
-      <w:pPr>
-        <w:pStyle w:val="ListBullet"/>
-        <w:spacing w:line="240" w:lineRule="auto"/>
-        <w:ind w:left="720"/>
-      </w:pPr>
-      <w:r>
-        <w:rPr>
-          <w:lang w:val="gu_IN" w:bidi="gu_IN"/>
-        </w:rPr>
-      </w:r>
-      <w:hyperlink r:id="rId50">
-        <w:r>
-          <w:rPr>
-            <w:lang w:val="gu_IN" w:bidi="gu_IN"/>
-          </w:rPr>
-          <w:rPr>
-            <w:color w:val="0000EE"/>
-            <w:u w:val="single"/>
-          </w:rPr>
-          <w:t>લેવીય 17:1–4</w:t>
-        </w:r>
-      </w:hyperlink>
-    </w:p>
-    <w:p>
-      <w:pPr>
-        <w:pStyle w:val="ListBullet"/>
-        <w:spacing w:line="240" w:lineRule="auto"/>
-        <w:ind w:left="720"/>
-      </w:pPr>
-      <w:r>
-        <w:rPr>
-          <w:lang w:val="gu_IN" w:bidi="gu_IN"/>
-        </w:rPr>
-      </w:r>
-      <w:hyperlink r:id="rId51">
-        <w:r>
-          <w:rPr>
-            <w:lang w:val="gu_IN" w:bidi="gu_IN"/>
-          </w:rPr>
-          <w:rPr>
-            <w:color w:val="0000EE"/>
-            <w:u w:val="single"/>
-          </w:rPr>
-          <w:t>લૂક 10:3–4</w:t>
-        </w:r>
-      </w:hyperlink>
-    </w:p>
-    <w:p>
-      <w:pPr>
-        <w:pStyle w:val="ListBullet"/>
-        <w:spacing w:line="240" w:lineRule="auto"/>
-        <w:ind w:left="720"/>
-      </w:pPr>
-      <w:r>
-        <w:rPr>
-          <w:lang w:val="gu_IN" w:bidi="gu_IN"/>
-        </w:rPr>
-      </w:r>
-      <w:hyperlink r:id="rId52">
-        <w:r>
-          <w:rPr>
-            <w:lang w:val="gu_IN" w:bidi="gu_IN"/>
-          </w:rPr>
-          <w:rPr>
-            <w:color w:val="0000EE"/>
-            <w:u w:val="single"/>
-          </w:rPr>
-          <w:t>પ્રકટીકરણ 15:3–4</w:t>
-        </w:r>
-      </w:hyperlink>
+      <w:r>
+        <w:rPr>
+          <w:lang w:val="gu_IN" w:bidi="gu_IN"/>
+        </w:rPr>
+        <w:t>2 શમુએલ 12:1–3</w:t>
+      </w:r>
+    </w:p>
+    <w:p>
+      <w:pPr>
+        <w:pStyle w:val="ListBullet"/>
+        <w:spacing w:line="240" w:lineRule="auto"/>
+        <w:ind w:left="720"/>
+      </w:pPr>
+      <w:r>
+        <w:rPr>
+          <w:lang w:val="gu_IN" w:bidi="gu_IN"/>
+        </w:rPr>
+      </w:r>
+      <w:r>
+        <w:rPr>
+          <w:lang w:val="gu_IN" w:bidi="gu_IN"/>
+        </w:rPr>
+        <w:t>એઝરા 8:35–36</w:t>
+      </w:r>
+    </w:p>
+    <w:p>
+      <w:pPr>
+        <w:pStyle w:val="ListBullet"/>
+        <w:spacing w:line="240" w:lineRule="auto"/>
+        <w:ind w:left="720"/>
+      </w:pPr>
+      <w:r>
+        <w:rPr>
+          <w:lang w:val="gu_IN" w:bidi="gu_IN"/>
+        </w:rPr>
+      </w:r>
+      <w:r>
+        <w:rPr>
+          <w:lang w:val="gu_IN" w:bidi="gu_IN"/>
+        </w:rPr>
+        <w:t>યશાયા 66:3</w:t>
+      </w:r>
+    </w:p>
+    <w:p>
+      <w:pPr>
+        <w:pStyle w:val="ListBullet"/>
+        <w:spacing w:line="240" w:lineRule="auto"/>
+        <w:ind w:left="720"/>
+      </w:pPr>
+      <w:r>
+        <w:rPr>
+          <w:lang w:val="gu_IN" w:bidi="gu_IN"/>
+        </w:rPr>
+      </w:r>
+      <w:r>
+        <w:rPr>
+          <w:lang w:val="gu_IN" w:bidi="gu_IN"/>
+        </w:rPr>
+        <w:t>યર્મિયા 11:18–20</w:t>
+      </w:r>
+    </w:p>
+    <w:p>
+      <w:pPr>
+        <w:pStyle w:val="ListBullet"/>
+        <w:spacing w:line="240" w:lineRule="auto"/>
+        <w:ind w:left="720"/>
+      </w:pPr>
+      <w:r>
+        <w:rPr>
+          <w:lang w:val="gu_IN" w:bidi="gu_IN"/>
+        </w:rPr>
+      </w:r>
+      <w:r>
+        <w:rPr>
+          <w:lang w:val="gu_IN" w:bidi="gu_IN"/>
+        </w:rPr>
+        <w:t>યોહાન 1:29–31</w:t>
+      </w:r>
+    </w:p>
+    <w:p>
+      <w:pPr>
+        <w:pStyle w:val="ListBullet"/>
+        <w:spacing w:line="240" w:lineRule="auto"/>
+        <w:ind w:left="720"/>
+      </w:pPr>
+      <w:r>
+        <w:rPr>
+          <w:lang w:val="gu_IN" w:bidi="gu_IN"/>
+        </w:rPr>
+      </w:r>
+      <w:r>
+        <w:rPr>
+          <w:lang w:val="gu_IN" w:bidi="gu_IN"/>
+        </w:rPr>
+        <w:t>યોહાન 1:35–36</w:t>
+      </w:r>
+    </w:p>
+    <w:p>
+      <w:pPr>
+        <w:pStyle w:val="ListBullet"/>
+        <w:spacing w:line="240" w:lineRule="auto"/>
+        <w:ind w:left="720"/>
+      </w:pPr>
+      <w:r>
+        <w:rPr>
+          <w:lang w:val="gu_IN" w:bidi="gu_IN"/>
+        </w:rPr>
+      </w:r>
+      <w:r>
+        <w:rPr>
+          <w:lang w:val="gu_IN" w:bidi="gu_IN"/>
+        </w:rPr>
+        <w:t>લેવીય 14:21–23</w:t>
+      </w:r>
+    </w:p>
+    <w:p>
+      <w:pPr>
+        <w:pStyle w:val="ListBullet"/>
+        <w:spacing w:line="240" w:lineRule="auto"/>
+        <w:ind w:left="720"/>
+      </w:pPr>
+      <w:r>
+        <w:rPr>
+          <w:lang w:val="gu_IN" w:bidi="gu_IN"/>
+        </w:rPr>
+      </w:r>
+      <w:r>
+        <w:rPr>
+          <w:lang w:val="gu_IN" w:bidi="gu_IN"/>
+        </w:rPr>
+        <w:t>લેવીય 17:1–4</w:t>
+      </w:r>
+    </w:p>
+    <w:p>
+      <w:pPr>
+        <w:pStyle w:val="ListBullet"/>
+        <w:spacing w:line="240" w:lineRule="auto"/>
+        <w:ind w:left="720"/>
+      </w:pPr>
+      <w:r>
+        <w:rPr>
+          <w:lang w:val="gu_IN" w:bidi="gu_IN"/>
+        </w:rPr>
+      </w:r>
+      <w:r>
+        <w:rPr>
+          <w:lang w:val="gu_IN" w:bidi="gu_IN"/>
+        </w:rPr>
+        <w:t>લૂક 10:3–4</w:t>
+      </w:r>
+    </w:p>
+    <w:p>
+      <w:pPr>
+        <w:pStyle w:val="ListBullet"/>
+        <w:spacing w:line="240" w:lineRule="auto"/>
+        <w:ind w:left="720"/>
+      </w:pPr>
+      <w:r>
+        <w:rPr>
+          <w:lang w:val="gu_IN" w:bidi="gu_IN"/>
+        </w:rPr>
+      </w:r>
+      <w:r>
+        <w:rPr>
+          <w:lang w:val="gu_IN" w:bidi="gu_IN"/>
+        </w:rPr>
+        <w:t>પ્રકટીકરણ 15:3–4</w:t>
+      </w:r>
     </w:p>
     <w:p>
       <w:pPr>
@@ -4147,90 +3871,66 @@
           <w:lang w:val="gu_IN" w:bidi="gu_IN"/>
         </w:rPr>
       </w:r>
-      <w:hyperlink r:id="rId53">
-        <w:r>
-          <w:rPr>
-            <w:lang w:val="gu_IN" w:bidi="gu_IN"/>
-          </w:rPr>
-          <w:rPr>
-            <w:color w:val="0000EE"/>
-            <w:u w:val="single"/>
-          </w:rPr>
-          <w:t>1 કાળુવૃતાંત 20:1</w:t>
-        </w:r>
-      </w:hyperlink>
-    </w:p>
-    <w:p>
-      <w:pPr>
-        <w:pStyle w:val="ListBullet"/>
-        <w:spacing w:line="240" w:lineRule="auto"/>
-        <w:ind w:left="720"/>
-      </w:pPr>
-      <w:r>
-        <w:rPr>
-          <w:lang w:val="gu_IN" w:bidi="gu_IN"/>
-        </w:rPr>
-      </w:r>
-      <w:hyperlink r:id="rId54">
-        <w:r>
-          <w:rPr>
-            <w:lang w:val="gu_IN" w:bidi="gu_IN"/>
-          </w:rPr>
-          <w:rPr>
-            <w:color w:val="0000EE"/>
-            <w:u w:val="single"/>
-          </w:rPr>
-          <w:t>1 રાજાઓ 20:1–3</w:t>
-        </w:r>
-      </w:hyperlink>
-    </w:p>
-    <w:p>
-      <w:pPr>
-        <w:pStyle w:val="ListBullet"/>
-        <w:spacing w:line="240" w:lineRule="auto"/>
-        <w:ind w:left="720"/>
-      </w:pPr>
-      <w:r>
-        <w:rPr>
-          <w:lang w:val="gu_IN" w:bidi="gu_IN"/>
-        </w:rPr>
-      </w:r>
-      <w:hyperlink r:id="rId55">
-        <w:r>
-          <w:rPr>
-            <w:lang w:val="gu_IN" w:bidi="gu_IN"/>
-          </w:rPr>
-          <w:rPr>
-            <w:color w:val="0000EE"/>
-            <w:u w:val="single"/>
-          </w:rPr>
-          <w:t>1 શમુએલ 11:1–2</w:t>
-        </w:r>
-      </w:hyperlink>
-    </w:p>
-    <w:p>
-      <w:pPr>
-        <w:pStyle w:val="ListBullet"/>
-        <w:spacing w:line="240" w:lineRule="auto"/>
-        <w:ind w:left="720"/>
-      </w:pPr>
-      <w:r>
-        <w:rPr>
-          <w:lang w:val="gu_IN" w:bidi="gu_IN"/>
-        </w:rPr>
-      </w:r>
-      <w:hyperlink r:id="rId56">
-        <w:r>
-          <w:rPr>
-            <w:lang w:val="gu_IN" w:bidi="gu_IN"/>
-          </w:rPr>
-          <w:rPr>
-            <w:color w:val="0000EE"/>
-            <w:u w:val="single"/>
-          </w:rPr>
-          <w:t>યર્મિયા 33:4–5</w:t>
-        </w:r>
-      </w:hyperlink>
+      <w:r>
+        <w:rPr>
+          <w:lang w:val="gu_IN" w:bidi="gu_IN"/>
+        </w:rPr>
+        <w:t>1 કાળુવૃતાંત 20:1</w:t>
+      </w:r>
+    </w:p>
+    <w:p>
+      <w:pPr>
+        <w:pStyle w:val="ListBullet"/>
+        <w:spacing w:line="240" w:lineRule="auto"/>
+        <w:ind w:left="720"/>
+      </w:pPr>
+      <w:r>
+        <w:rPr>
+          <w:lang w:val="gu_IN" w:bidi="gu_IN"/>
+        </w:rPr>
+      </w:r>
+      <w:r>
+        <w:rPr>
+          <w:lang w:val="gu_IN" w:bidi="gu_IN"/>
+        </w:rPr>
+        <w:t>1 રાજાઓ 20:1–3</w:t>
+      </w:r>
+    </w:p>
+    <w:p>
+      <w:pPr>
+        <w:pStyle w:val="ListBullet"/>
+        <w:spacing w:line="240" w:lineRule="auto"/>
+        <w:ind w:left="720"/>
+      </w:pPr>
+      <w:r>
+        <w:rPr>
+          <w:lang w:val="gu_IN" w:bidi="gu_IN"/>
+        </w:rPr>
+      </w:r>
+      <w:r>
+        <w:rPr>
+          <w:lang w:val="gu_IN" w:bidi="gu_IN"/>
+        </w:rPr>
+        <w:t>1 શમુએલ 11:1–2</w:t>
+      </w:r>
+    </w:p>
+    <w:p>
+      <w:pPr>
+        <w:pStyle w:val="ListBullet"/>
+        <w:spacing w:line="240" w:lineRule="auto"/>
+        <w:ind w:left="720"/>
+      </w:pPr>
+      <w:r>
+        <w:rPr>
+          <w:lang w:val="gu_IN" w:bidi="gu_IN"/>
+        </w:rPr>
+      </w:r>
+      <w:r>
+        <w:rPr>
+          <w:lang w:val="gu_IN" w:bidi="gu_IN"/>
+        </w:rPr>
+        <w:t>યર્મિયા 33:4–5</w:t>
+      </w:r>
     </w:p>
     <w:p>
       <w:pPr>
@@ -4448,90 +4148,66 @@
           <w:lang w:val="gu_IN" w:bidi="gu_IN"/>
         </w:rPr>
       </w:r>
-      <w:hyperlink r:id="rId57">
-        <w:r>
-          <w:rPr>
-            <w:lang w:val="gu_IN" w:bidi="gu_IN"/>
-          </w:rPr>
-          <w:rPr>
-            <w:color w:val="0000EE"/>
-            <w:u w:val="single"/>
-          </w:rPr>
-          <w:t>1 રાજા 1:5–6</w:t>
-        </w:r>
-      </w:hyperlink>
-    </w:p>
-    <w:p>
-      <w:pPr>
-        <w:pStyle w:val="ListBullet"/>
-        <w:spacing w:line="240" w:lineRule="auto"/>
-        <w:ind w:left="720"/>
-      </w:pPr>
-      <w:r>
-        <w:rPr>
-          <w:lang w:val="gu_IN" w:bidi="gu_IN"/>
-        </w:rPr>
-      </w:r>
-      <w:hyperlink r:id="rId58">
-        <w:r>
-          <w:rPr>
-            <w:lang w:val="gu_IN" w:bidi="gu_IN"/>
-          </w:rPr>
-          <w:rPr>
-            <w:color w:val="0000EE"/>
-            <w:u w:val="single"/>
-          </w:rPr>
-          <w:t>દાનિયેલ 11:40–41</w:t>
-        </w:r>
-      </w:hyperlink>
-    </w:p>
-    <w:p>
-      <w:pPr>
-        <w:pStyle w:val="ListBullet"/>
-        <w:spacing w:line="240" w:lineRule="auto"/>
-        <w:ind w:left="720"/>
-      </w:pPr>
-      <w:r>
-        <w:rPr>
-          <w:lang w:val="gu_IN" w:bidi="gu_IN"/>
-        </w:rPr>
-      </w:r>
-      <w:hyperlink r:id="rId59">
-        <w:r>
-          <w:rPr>
-            <w:lang w:val="gu_IN" w:bidi="gu_IN"/>
-          </w:rPr>
-          <w:rPr>
-            <w:color w:val="0000EE"/>
-            <w:u w:val="single"/>
-          </w:rPr>
-          <w:t>નિર્ગમન 14:23–25</w:t>
-        </w:r>
-      </w:hyperlink>
-    </w:p>
-    <w:p>
-      <w:pPr>
-        <w:pStyle w:val="ListBullet"/>
-        <w:spacing w:line="240" w:lineRule="auto"/>
-        <w:ind w:left="720"/>
-      </w:pPr>
-      <w:r>
-        <w:rPr>
-          <w:lang w:val="gu_IN" w:bidi="gu_IN"/>
-        </w:rPr>
-      </w:r>
-      <w:hyperlink r:id="rId60">
-        <w:r>
-          <w:rPr>
-            <w:lang w:val="gu_IN" w:bidi="gu_IN"/>
-          </w:rPr>
-          <w:rPr>
-            <w:color w:val="0000EE"/>
-            <w:u w:val="single"/>
-          </w:rPr>
-          <w:t>ઉત્પત્તિ 50:7–9</w:t>
-        </w:r>
-      </w:hyperlink>
+      <w:r>
+        <w:rPr>
+          <w:lang w:val="gu_IN" w:bidi="gu_IN"/>
+        </w:rPr>
+        <w:t>1 રાજા 1:5–6</w:t>
+      </w:r>
+    </w:p>
+    <w:p>
+      <w:pPr>
+        <w:pStyle w:val="ListBullet"/>
+        <w:spacing w:line="240" w:lineRule="auto"/>
+        <w:ind w:left="720"/>
+      </w:pPr>
+      <w:r>
+        <w:rPr>
+          <w:lang w:val="gu_IN" w:bidi="gu_IN"/>
+        </w:rPr>
+      </w:r>
+      <w:r>
+        <w:rPr>
+          <w:lang w:val="gu_IN" w:bidi="gu_IN"/>
+        </w:rPr>
+        <w:t>દાનિયેલ 11:40–41</w:t>
+      </w:r>
+    </w:p>
+    <w:p>
+      <w:pPr>
+        <w:pStyle w:val="ListBullet"/>
+        <w:spacing w:line="240" w:lineRule="auto"/>
+        <w:ind w:left="720"/>
+      </w:pPr>
+      <w:r>
+        <w:rPr>
+          <w:lang w:val="gu_IN" w:bidi="gu_IN"/>
+        </w:rPr>
+      </w:r>
+      <w:r>
+        <w:rPr>
+          <w:lang w:val="gu_IN" w:bidi="gu_IN"/>
+        </w:rPr>
+        <w:t>નિર્ગમન 14:23–25</w:t>
+      </w:r>
+    </w:p>
+    <w:p>
+      <w:pPr>
+        <w:pStyle w:val="ListBullet"/>
+        <w:spacing w:line="240" w:lineRule="auto"/>
+        <w:ind w:left="720"/>
+      </w:pPr>
+      <w:r>
+        <w:rPr>
+          <w:lang w:val="gu_IN" w:bidi="gu_IN"/>
+        </w:rPr>
+      </w:r>
+      <w:r>
+        <w:rPr>
+          <w:lang w:val="gu_IN" w:bidi="gu_IN"/>
+        </w:rPr>
+        <w:t>ઉત્પત્તિ 50:7–9</w:t>
+      </w:r>
     </w:p>
     <w:p>
       <w:pPr>
@@ -4783,114 +4459,84 @@
           <w:lang w:val="gu_IN" w:bidi="gu_IN"/>
         </w:rPr>
       </w:r>
-      <w:hyperlink r:id="rId61">
-        <w:r>
-          <w:rPr>
-            <w:lang w:val="gu_IN" w:bidi="gu_IN"/>
-          </w:rPr>
-          <w:rPr>
-            <w:color w:val="0000EE"/>
-            <w:u w:val="single"/>
-          </w:rPr>
-          <w:t>1 કાળવૃતાંત 18:3–4</w:t>
-        </w:r>
-      </w:hyperlink>
-    </w:p>
-    <w:p>
-      <w:pPr>
-        <w:pStyle w:val="ListBullet"/>
-        <w:spacing w:line="240" w:lineRule="auto"/>
-        <w:ind w:left="720"/>
-      </w:pPr>
-      <w:r>
-        <w:rPr>
-          <w:lang w:val="gu_IN" w:bidi="gu_IN"/>
-        </w:rPr>
-      </w:r>
-      <w:hyperlink r:id="rId62">
-        <w:r>
-          <w:rPr>
-            <w:lang w:val="gu_IN" w:bidi="gu_IN"/>
-          </w:rPr>
-          <w:rPr>
-            <w:color w:val="0000EE"/>
-            <w:u w:val="single"/>
-          </w:rPr>
-          <w:t>2 રાજા 2:11–12</w:t>
-        </w:r>
-      </w:hyperlink>
-    </w:p>
-    <w:p>
-      <w:pPr>
-        <w:pStyle w:val="ListBullet"/>
-        <w:spacing w:line="240" w:lineRule="auto"/>
-        <w:ind w:left="720"/>
-      </w:pPr>
-      <w:r>
-        <w:rPr>
-          <w:lang w:val="gu_IN" w:bidi="gu_IN"/>
-        </w:rPr>
-      </w:r>
-      <w:hyperlink r:id="rId59">
-        <w:r>
-          <w:rPr>
-            <w:lang w:val="gu_IN" w:bidi="gu_IN"/>
-          </w:rPr>
-          <w:rPr>
-            <w:color w:val="0000EE"/>
-            <w:u w:val="single"/>
-          </w:rPr>
-          <w:t>નિર્ગમન 14:23–25</w:t>
-        </w:r>
-      </w:hyperlink>
-    </w:p>
-    <w:p>
-      <w:pPr>
-        <w:pStyle w:val="ListBullet"/>
-        <w:spacing w:line="240" w:lineRule="auto"/>
-        <w:ind w:left="720"/>
-      </w:pPr>
-      <w:r>
-        <w:rPr>
-          <w:lang w:val="gu_IN" w:bidi="gu_IN"/>
-        </w:rPr>
-      </w:r>
-      <w:hyperlink r:id="rId63">
-        <w:r>
-          <w:rPr>
-            <w:lang w:val="gu_IN" w:bidi="gu_IN"/>
-          </w:rPr>
-          <w:rPr>
-            <w:color w:val="0000EE"/>
-            <w:u w:val="single"/>
-          </w:rPr>
-          <w:t>હઝકિએલ 23:5–7</w:t>
-        </w:r>
-      </w:hyperlink>
-    </w:p>
-    <w:p>
-      <w:pPr>
-        <w:pStyle w:val="ListBullet"/>
-        <w:spacing w:line="240" w:lineRule="auto"/>
-        <w:ind w:left="720"/>
-      </w:pPr>
-      <w:r>
-        <w:rPr>
-          <w:lang w:val="gu_IN" w:bidi="gu_IN"/>
-        </w:rPr>
-      </w:r>
-      <w:hyperlink r:id="rId64">
-        <w:r>
-          <w:rPr>
-            <w:lang w:val="gu_IN" w:bidi="gu_IN"/>
-          </w:rPr>
-          <w:rPr>
-            <w:color w:val="0000EE"/>
-            <w:u w:val="single"/>
-          </w:rPr>
-          <w:t>ઝખાર્યા 6:7–8</w:t>
-        </w:r>
-      </w:hyperlink>
+      <w:r>
+        <w:rPr>
+          <w:lang w:val="gu_IN" w:bidi="gu_IN"/>
+        </w:rPr>
+        <w:t>1 કાળવૃતાંત 18:3–4</w:t>
+      </w:r>
+    </w:p>
+    <w:p>
+      <w:pPr>
+        <w:pStyle w:val="ListBullet"/>
+        <w:spacing w:line="240" w:lineRule="auto"/>
+        <w:ind w:left="720"/>
+      </w:pPr>
+      <w:r>
+        <w:rPr>
+          <w:lang w:val="gu_IN" w:bidi="gu_IN"/>
+        </w:rPr>
+      </w:r>
+      <w:r>
+        <w:rPr>
+          <w:lang w:val="gu_IN" w:bidi="gu_IN"/>
+        </w:rPr>
+        <w:t>2 રાજા 2:11–12</w:t>
+      </w:r>
+    </w:p>
+    <w:p>
+      <w:pPr>
+        <w:pStyle w:val="ListBullet"/>
+        <w:spacing w:line="240" w:lineRule="auto"/>
+        <w:ind w:left="720"/>
+      </w:pPr>
+      <w:r>
+        <w:rPr>
+          <w:lang w:val="gu_IN" w:bidi="gu_IN"/>
+        </w:rPr>
+      </w:r>
+      <w:r>
+        <w:rPr>
+          <w:lang w:val="gu_IN" w:bidi="gu_IN"/>
+        </w:rPr>
+        <w:t>નિર્ગમન 14:23–25</w:t>
+      </w:r>
+    </w:p>
+    <w:p>
+      <w:pPr>
+        <w:pStyle w:val="ListBullet"/>
+        <w:spacing w:line="240" w:lineRule="auto"/>
+        <w:ind w:left="720"/>
+      </w:pPr>
+      <w:r>
+        <w:rPr>
+          <w:lang w:val="gu_IN" w:bidi="gu_IN"/>
+        </w:rPr>
+      </w:r>
+      <w:r>
+        <w:rPr>
+          <w:lang w:val="gu_IN" w:bidi="gu_IN"/>
+        </w:rPr>
+        <w:t>હઝકિએલ 23:5–7</w:t>
+      </w:r>
+    </w:p>
+    <w:p>
+      <w:pPr>
+        <w:pStyle w:val="ListBullet"/>
+        <w:spacing w:line="240" w:lineRule="auto"/>
+        <w:ind w:left="720"/>
+      </w:pPr>
+      <w:r>
+        <w:rPr>
+          <w:lang w:val="gu_IN" w:bidi="gu_IN"/>
+        </w:rPr>
+      </w:r>
+      <w:r>
+        <w:rPr>
+          <w:lang w:val="gu_IN" w:bidi="gu_IN"/>
+        </w:rPr>
+        <w:t>ઝખાર્યા 6:7–8</w:t>
+      </w:r>
     </w:p>
     <w:p>
       <w:pPr>
